--- a/assets/docs/Artist_Resume.docx
+++ b/assets/docs/Artist_Resume.docx
@@ -7,14 +7,18 @@
         <w:spacing w:after="80"/>
         <w:jc w:val="center"/>
         <w:rPr>
-          <w:rFonts w:hint="eastAsia"/>
+          <w:rFonts w:ascii="Calibri" w:hAnsi="Calibri" w:cs="Calibri"/>
+          <w:sz w:val="22"/>
+          <w:szCs w:val="24"/>
         </w:rPr>
       </w:pPr>
       <w:r>
         <w:rPr>
+          <w:rFonts w:ascii="Calibri" w:hAnsi="Calibri" w:cs="Calibri"/>
           <w:b/>
           <w:color w:val="5C3828"/>
-          <w:sz w:val="40"/>
+          <w:sz w:val="42"/>
+          <w:szCs w:val="24"/>
         </w:rPr>
         <w:t>SHUGANDHI CHOWDHURY SHRABONI</w:t>
       </w:r>
@@ -24,13 +28,17 @@
         <w:spacing w:after="40"/>
         <w:jc w:val="center"/>
         <w:rPr>
-          <w:rFonts w:hint="eastAsia"/>
+          <w:rFonts w:ascii="Calibri" w:hAnsi="Calibri" w:cs="Calibri"/>
+          <w:sz w:val="22"/>
+          <w:szCs w:val="24"/>
         </w:rPr>
       </w:pPr>
       <w:r>
         <w:rPr>
+          <w:rFonts w:ascii="Calibri" w:hAnsi="Calibri" w:cs="Calibri"/>
           <w:b/>
-          <w:sz w:val="21"/>
+          <w:sz w:val="23"/>
+          <w:szCs w:val="24"/>
         </w:rPr>
         <w:t>Craft Artist | Fine Arts Educator | Visiting Artist / Research Scholar Applicant</w:t>
       </w:r>
@@ -40,46 +48,123 @@
         <w:spacing w:after="0"/>
         <w:jc w:val="center"/>
         <w:rPr>
-          <w:rFonts w:hint="eastAsia"/>
+          <w:rFonts w:ascii="Calibri" w:hAnsi="Calibri" w:cs="Calibri"/>
+          <w:sz w:val="22"/>
+          <w:szCs w:val="24"/>
         </w:rPr>
       </w:pPr>
       <w:r>
         <w:rPr>
-          <w:sz w:val="19"/>
+          <w:rFonts w:ascii="Calibri" w:hAnsi="Calibri" w:cs="Calibri"/>
+          <w:sz w:val="21"/>
+          <w:szCs w:val="24"/>
         </w:rPr>
-        <w:t>Dhaka, Bangladesh  |  shugandhichowdhuryshraboni@gmail.com</w:t>
+        <w:t xml:space="preserve">Dhaka, </w:t>
       </w:r>
-    </w:p>
-    <w:p>
-      <w:pPr>
-        <w:spacing w:after="120"/>
-        <w:jc w:val="center"/>
+      <w:r>
         <w:rPr>
-          <w:rFonts w:hint="eastAsia"/>
+          <w:rFonts w:ascii="Calibri" w:hAnsi="Calibri" w:cs="Calibri"/>
+          <w:sz w:val="21"/>
+          <w:szCs w:val="24"/>
         </w:rPr>
-      </w:pPr>
-      <w:hyperlink r:id="rId8">
+        <w:t>Bangladesh |</w:t>
+      </w:r>
+      <w:r>
+        <w:rPr>
+          <w:rFonts w:ascii="Calibri" w:hAnsi="Calibri" w:cs="Calibri"/>
+          <w:sz w:val="21"/>
+          <w:szCs w:val="24"/>
+        </w:rPr>
+        <w:t xml:space="preserve">  </w:t>
+      </w:r>
+      <w:r>
+        <w:rPr>
+          <w:rFonts w:ascii="Calibri" w:hAnsi="Calibri" w:cs="Calibri"/>
+          <w:noProof/>
+          <w:sz w:val="21"/>
+          <w:szCs w:val="24"/>
+        </w:rPr>
+        <w:drawing>
+          <wp:inline distT="0" distB="0" distL="0" distR="0" wp14:anchorId="7EF49ACC" wp14:editId="699E4CD0">
+            <wp:extent cx="236220" cy="236220"/>
+            <wp:effectExtent l="0" t="0" r="0" b="0"/>
+            <wp:docPr id="2012610333" name="Graphic 3" descr="Mailbox outline">
+              <a:hlinkClick xmlns:a="http://schemas.openxmlformats.org/drawingml/2006/main" r:id="rId8"/>
+            </wp:docPr>
+            <wp:cNvGraphicFramePr>
+              <a:graphicFrameLocks xmlns:a="http://schemas.openxmlformats.org/drawingml/2006/main" noChangeAspect="1"/>
+            </wp:cNvGraphicFramePr>
+            <a:graphic xmlns:a="http://schemas.openxmlformats.org/drawingml/2006/main">
+              <a:graphicData uri="http://schemas.openxmlformats.org/drawingml/2006/picture">
+                <pic:pic xmlns:pic="http://schemas.openxmlformats.org/drawingml/2006/picture">
+                  <pic:nvPicPr>
+                    <pic:cNvPr id="2012610333" name="Graphic 3" descr="Mailbox outline">
+                      <a:hlinkClick r:id="rId8"/>
+                    </pic:cNvPr>
+                    <pic:cNvPicPr/>
+                  </pic:nvPicPr>
+                  <pic:blipFill>
+                    <a:blip r:embed="rId9">
+                      <a:extLst>
+                        <a:ext uri="{96DAC541-7B7A-43D3-8B79-37D633B846F1}">
+                          <asvg:svgBlip xmlns:asvg="http://schemas.microsoft.com/office/drawing/2016/SVG/main" r:embed="rId10"/>
+                        </a:ext>
+                      </a:extLst>
+                    </a:blip>
+                    <a:stretch>
+                      <a:fillRect/>
+                    </a:stretch>
+                  </pic:blipFill>
+                  <pic:spPr>
+                    <a:xfrm>
+                      <a:off x="0" y="0"/>
+                      <a:ext cx="236220" cy="236220"/>
+                    </a:xfrm>
+                    <a:prstGeom prst="rect">
+                      <a:avLst/>
+                    </a:prstGeom>
+                  </pic:spPr>
+                </pic:pic>
+              </a:graphicData>
+            </a:graphic>
+          </wp:inline>
+        </w:drawing>
+      </w:r>
+      <w:r>
+        <w:rPr>
+          <w:rFonts w:ascii="Calibri" w:hAnsi="Calibri" w:cs="Calibri"/>
+          <w:sz w:val="21"/>
+          <w:szCs w:val="24"/>
+        </w:rPr>
+        <w:t xml:space="preserve"> | </w:t>
+      </w:r>
+      <w:hyperlink r:id="rId11">
         <w:r>
           <w:rPr>
+            <w:rFonts w:ascii="Calibri" w:hAnsi="Calibri" w:cs="Calibri"/>
             <w:b/>
             <w:color w:val="5C3828"/>
-            <w:sz w:val="18"/>
+            <w:szCs w:val="24"/>
           </w:rPr>
           <w:t>Web Portfolio</w:t>
         </w:r>
       </w:hyperlink>
       <w:r>
         <w:rPr>
+          <w:rFonts w:ascii="Calibri" w:hAnsi="Calibri" w:cs="Calibri"/>
           <w:color w:val="8A6A58"/>
-          <w:sz w:val="18"/>
+          <w:szCs w:val="24"/>
         </w:rPr>
         <w:t xml:space="preserve">   |   </w:t>
       </w:r>
-      <w:hyperlink r:id="rId9">
+      <w:hyperlink r:id="rId12">
         <w:r>
           <w:rPr>
+            <w:rFonts w:ascii="Calibri" w:hAnsi="Calibri" w:cs="Calibri"/>
             <w:b/>
             <w:color w:val="0A66C2"/>
+            <w:sz w:val="22"/>
+            <w:szCs w:val="24"/>
           </w:rPr>
           <w:t>in</w:t>
         </w:r>
@@ -89,15 +174,18 @@
       <w:pPr>
         <w:spacing w:before="100"/>
         <w:rPr>
-          <w:rFonts w:hint="eastAsia"/>
+          <w:rFonts w:ascii="Calibri" w:hAnsi="Calibri" w:cs="Calibri"/>
+          <w:sz w:val="22"/>
+          <w:szCs w:val="24"/>
         </w:rPr>
       </w:pPr>
       <w:r>
         <w:rPr>
-          <w:rFonts w:ascii="Arial" w:hAnsi="Arial"/>
+          <w:rFonts w:ascii="Calibri" w:hAnsi="Calibri" w:cs="Calibri"/>
           <w:b/>
           <w:color w:val="5C3828"/>
-          <w:sz w:val="23"/>
+          <w:sz w:val="25"/>
+          <w:szCs w:val="24"/>
         </w:rPr>
         <w:t>PROFESSIONAL PROFILE</w:t>
       </w:r>
@@ -106,10 +194,17 @@
       <w:pPr>
         <w:jc w:val="both"/>
         <w:rPr>
-          <w:rFonts w:hint="eastAsia"/>
+          <w:rFonts w:ascii="Calibri" w:hAnsi="Calibri" w:cs="Calibri"/>
+          <w:sz w:val="22"/>
+          <w:szCs w:val="24"/>
         </w:rPr>
       </w:pPr>
       <w:r>
+        <w:rPr>
+          <w:rFonts w:ascii="Calibri" w:hAnsi="Calibri" w:cs="Calibri"/>
+          <w:sz w:val="22"/>
+          <w:szCs w:val="24"/>
+        </w:rPr>
         <w:t>Bangladeshi craft artist and fine arts educator with MFA and BFA degrees in Craft from the University of Rajshahi and a Bachelor of Education from National University, Bangladesh. Teaching experience spans secondary and higher-secondary education since 2013. Studio practice includes watercolor, brush pen, wood, tapestry and fiber art, screen print, metalwork, collage, ceramic mosaic and installation. Educational practice includes student project supervision, classroom art activities, exhibitions, stage design, cultural-event visual work and creative direction.</w:t>
       </w:r>
     </w:p>
@@ -117,15 +212,18 @@
       <w:pPr>
         <w:spacing w:before="120" w:after="40"/>
         <w:rPr>
-          <w:rFonts w:hint="eastAsia"/>
+          <w:rFonts w:ascii="Calibri" w:hAnsi="Calibri" w:cs="Calibri"/>
+          <w:sz w:val="22"/>
+          <w:szCs w:val="24"/>
         </w:rPr>
       </w:pPr>
       <w:r>
         <w:rPr>
-          <w:rFonts w:ascii="Arial" w:hAnsi="Arial"/>
+          <w:rFonts w:ascii="Calibri" w:hAnsi="Calibri" w:cs="Calibri"/>
           <w:b/>
           <w:color w:val="5C3828"/>
-          <w:sz w:val="23"/>
+          <w:sz w:val="25"/>
+          <w:szCs w:val="24"/>
         </w:rPr>
         <w:t>EDUCATION</w:t>
       </w:r>
@@ -155,12 +253,17 @@
             <w:pPr>
               <w:spacing w:after="0"/>
               <w:rPr>
-                <w:rFonts w:hint="eastAsia"/>
+                <w:rFonts w:ascii="Calibri" w:hAnsi="Calibri" w:cs="Calibri"/>
+                <w:sz w:val="22"/>
+                <w:szCs w:val="24"/>
               </w:rPr>
             </w:pPr>
             <w:r>
               <w:rPr>
+                <w:rFonts w:ascii="Calibri" w:hAnsi="Calibri" w:cs="Calibri"/>
                 <w:b/>
+                <w:sz w:val="22"/>
+                <w:szCs w:val="24"/>
               </w:rPr>
               <w:t>Master of Fine Art (MFA) in Craft</w:t>
             </w:r>
@@ -180,12 +283,16 @@
             <w:pPr>
               <w:spacing w:after="0"/>
               <w:rPr>
-                <w:rFonts w:hint="eastAsia"/>
+                <w:rFonts w:ascii="Calibri" w:hAnsi="Calibri" w:cs="Calibri"/>
+                <w:sz w:val="22"/>
+                <w:szCs w:val="24"/>
               </w:rPr>
             </w:pPr>
             <w:r>
               <w:rPr>
-                <w:sz w:val="19"/>
+                <w:rFonts w:ascii="Calibri" w:hAnsi="Calibri" w:cs="Calibri"/>
+                <w:sz w:val="21"/>
+                <w:szCs w:val="24"/>
               </w:rPr>
               <w:t>University of Rajshahi, Bangladesh | 2013</w:t>
             </w:r>
@@ -207,12 +314,17 @@
             <w:pPr>
               <w:spacing w:after="0"/>
               <w:rPr>
-                <w:rFonts w:hint="eastAsia"/>
+                <w:rFonts w:ascii="Calibri" w:hAnsi="Calibri" w:cs="Calibri"/>
+                <w:sz w:val="22"/>
+                <w:szCs w:val="24"/>
               </w:rPr>
             </w:pPr>
             <w:r>
               <w:rPr>
+                <w:rFonts w:ascii="Calibri" w:hAnsi="Calibri" w:cs="Calibri"/>
                 <w:b/>
+                <w:sz w:val="22"/>
+                <w:szCs w:val="24"/>
               </w:rPr>
               <w:t>Bachelor of Education (B.Ed.) - First Class</w:t>
             </w:r>
@@ -232,18 +344,24 @@
             <w:pPr>
               <w:spacing w:after="0"/>
               <w:rPr>
-                <w:rFonts w:hint="eastAsia"/>
+                <w:rFonts w:ascii="Calibri" w:hAnsi="Calibri" w:cs="Calibri"/>
+                <w:sz w:val="22"/>
+                <w:szCs w:val="24"/>
               </w:rPr>
             </w:pPr>
             <w:r>
               <w:rPr>
-                <w:sz w:val="19"/>
+                <w:rFonts w:ascii="Calibri" w:hAnsi="Calibri" w:cs="Calibri"/>
+                <w:sz w:val="21"/>
+                <w:szCs w:val="24"/>
               </w:rPr>
               <w:t>National University, Bangladesh | Examination 2014</w:t>
             </w:r>
             <w:r>
               <w:rPr>
-                <w:sz w:val="19"/>
+                <w:rFonts w:ascii="Calibri" w:hAnsi="Calibri" w:cs="Calibri"/>
+                <w:sz w:val="21"/>
+                <w:szCs w:val="24"/>
               </w:rPr>
               <w:br/>
               <w:t>National Teachers Training Institute, Khilkhet, Dhaka</w:t>
@@ -266,12 +384,17 @@
             <w:pPr>
               <w:spacing w:after="0"/>
               <w:rPr>
-                <w:rFonts w:hint="eastAsia"/>
+                <w:rFonts w:ascii="Calibri" w:hAnsi="Calibri" w:cs="Calibri"/>
+                <w:sz w:val="22"/>
+                <w:szCs w:val="24"/>
               </w:rPr>
             </w:pPr>
             <w:r>
               <w:rPr>
+                <w:rFonts w:ascii="Calibri" w:hAnsi="Calibri" w:cs="Calibri"/>
                 <w:b/>
+                <w:sz w:val="22"/>
+                <w:szCs w:val="24"/>
               </w:rPr>
               <w:t>Bachelor of Fine Art (BFA) in Craft</w:t>
             </w:r>
@@ -291,12 +414,16 @@
             <w:pPr>
               <w:spacing w:after="0"/>
               <w:rPr>
-                <w:rFonts w:hint="eastAsia"/>
+                <w:rFonts w:ascii="Calibri" w:hAnsi="Calibri" w:cs="Calibri"/>
+                <w:sz w:val="22"/>
+                <w:szCs w:val="24"/>
               </w:rPr>
             </w:pPr>
             <w:r>
               <w:rPr>
-                <w:sz w:val="19"/>
+                <w:rFonts w:ascii="Calibri" w:hAnsi="Calibri" w:cs="Calibri"/>
+                <w:sz w:val="21"/>
+                <w:szCs w:val="24"/>
               </w:rPr>
               <w:t>University of Rajshahi, Bangladesh | 2011</w:t>
             </w:r>
@@ -308,15 +435,18 @@
       <w:pPr>
         <w:spacing w:before="120" w:after="40"/>
         <w:rPr>
-          <w:rFonts w:hint="eastAsia"/>
+          <w:rFonts w:ascii="Calibri" w:hAnsi="Calibri" w:cs="Calibri"/>
+          <w:sz w:val="22"/>
+          <w:szCs w:val="24"/>
         </w:rPr>
       </w:pPr>
       <w:r>
         <w:rPr>
-          <w:rFonts w:ascii="Arial" w:hAnsi="Arial"/>
+          <w:rFonts w:ascii="Calibri" w:hAnsi="Calibri" w:cs="Calibri"/>
           <w:b/>
           <w:color w:val="5C3828"/>
-          <w:sz w:val="23"/>
+          <w:sz w:val="25"/>
+          <w:szCs w:val="24"/>
         </w:rPr>
         <w:t>PROFESSIONAL EXPERIENCE</w:t>
       </w:r>
@@ -326,16 +456,26 @@
         <w:spacing w:after="40"/>
         <w:jc w:val="both"/>
         <w:rPr>
-          <w:rFonts w:hint="eastAsia"/>
+          <w:rFonts w:ascii="Calibri" w:hAnsi="Calibri" w:cs="Calibri"/>
+          <w:sz w:val="22"/>
+          <w:szCs w:val="24"/>
         </w:rPr>
       </w:pPr>
       <w:r>
         <w:rPr>
+          <w:rFonts w:ascii="Calibri" w:hAnsi="Calibri" w:cs="Calibri"/>
           <w:b/>
+          <w:sz w:val="22"/>
+          <w:szCs w:val="24"/>
         </w:rPr>
         <w:t>Senior Teacher, Fine Arts</w:t>
       </w:r>
       <w:r>
+        <w:rPr>
+          <w:rFonts w:ascii="Calibri" w:hAnsi="Calibri" w:cs="Calibri"/>
+          <w:sz w:val="22"/>
+          <w:szCs w:val="24"/>
+        </w:rPr>
         <w:t xml:space="preserve"> - Monipur High School and College, Dhaka | 8 September 2015-Present</w:t>
       </w:r>
     </w:p>
@@ -346,12 +486,16 @@
         <w:ind w:left="216" w:hanging="29"/>
         <w:jc w:val="both"/>
         <w:rPr>
-          <w:rFonts w:hint="eastAsia"/>
+          <w:rFonts w:ascii="Calibri" w:hAnsi="Calibri" w:cs="Calibri"/>
+          <w:sz w:val="22"/>
+          <w:szCs w:val="24"/>
         </w:rPr>
       </w:pPr>
       <w:r>
         <w:rPr>
-          <w:sz w:val="19"/>
+          <w:rFonts w:ascii="Calibri" w:hAnsi="Calibri" w:cs="Calibri"/>
+          <w:sz w:val="21"/>
+          <w:szCs w:val="24"/>
         </w:rPr>
         <w:t>Teach visual arts and craft and support student creative development through practical art activities.</w:t>
       </w:r>
@@ -363,12 +507,16 @@
         <w:ind w:left="216" w:hanging="29"/>
         <w:jc w:val="both"/>
         <w:rPr>
-          <w:rFonts w:hint="eastAsia"/>
+          <w:rFonts w:ascii="Calibri" w:hAnsi="Calibri" w:cs="Calibri"/>
+          <w:sz w:val="22"/>
+          <w:szCs w:val="24"/>
         </w:rPr>
       </w:pPr>
       <w:r>
         <w:rPr>
-          <w:sz w:val="19"/>
+          <w:rFonts w:ascii="Calibri" w:hAnsi="Calibri" w:cs="Calibri"/>
+          <w:sz w:val="21"/>
+          <w:szCs w:val="24"/>
         </w:rPr>
         <w:t>Supervise student projects and contribute to exhibitions, stage design, school visual displays, national and cultural events, and classroom art activities.</w:t>
       </w:r>
@@ -380,12 +528,16 @@
         <w:ind w:left="216" w:hanging="29"/>
         <w:jc w:val="both"/>
         <w:rPr>
-          <w:rFonts w:hint="eastAsia"/>
+          <w:rFonts w:ascii="Calibri" w:hAnsi="Calibri" w:cs="Calibri"/>
+          <w:sz w:val="22"/>
+          <w:szCs w:val="24"/>
         </w:rPr>
       </w:pPr>
       <w:r>
         <w:rPr>
-          <w:sz w:val="19"/>
+          <w:rFonts w:ascii="Calibri" w:hAnsi="Calibri" w:cs="Calibri"/>
+          <w:sz w:val="21"/>
+          <w:szCs w:val="24"/>
         </w:rPr>
         <w:t>Educational documentation includes Bangla New Year, International Mother Language Day, student exhibitions, Dipaboli rangoli, stage design and student performance choreography.</w:t>
       </w:r>
@@ -395,16 +547,26 @@
         <w:spacing w:after="40"/>
         <w:jc w:val="both"/>
         <w:rPr>
-          <w:rFonts w:hint="eastAsia"/>
+          <w:rFonts w:ascii="Calibri" w:hAnsi="Calibri" w:cs="Calibri"/>
+          <w:sz w:val="22"/>
+          <w:szCs w:val="24"/>
         </w:rPr>
       </w:pPr>
       <w:r>
         <w:rPr>
+          <w:rFonts w:ascii="Calibri" w:hAnsi="Calibri" w:cs="Calibri"/>
           <w:b/>
+          <w:sz w:val="22"/>
+          <w:szCs w:val="24"/>
         </w:rPr>
         <w:t>Assistant Teacher</w:t>
       </w:r>
       <w:r>
+        <w:rPr>
+          <w:rFonts w:ascii="Calibri" w:hAnsi="Calibri" w:cs="Calibri"/>
+          <w:sz w:val="22"/>
+          <w:szCs w:val="24"/>
+        </w:rPr>
         <w:t xml:space="preserve"> - Cosmo School and College | 2014-7 September 2015</w:t>
       </w:r>
     </w:p>
@@ -413,16 +575,26 @@
         <w:spacing w:after="40"/>
         <w:jc w:val="both"/>
         <w:rPr>
-          <w:rFonts w:hint="eastAsia"/>
+          <w:rFonts w:ascii="Calibri" w:hAnsi="Calibri" w:cs="Calibri"/>
+          <w:sz w:val="22"/>
+          <w:szCs w:val="24"/>
         </w:rPr>
       </w:pPr>
       <w:r>
         <w:rPr>
+          <w:rFonts w:ascii="Calibri" w:hAnsi="Calibri" w:cs="Calibri"/>
           <w:b/>
+          <w:sz w:val="22"/>
+          <w:szCs w:val="24"/>
         </w:rPr>
         <w:t>Assistant Teacher</w:t>
       </w:r>
       <w:r>
+        <w:rPr>
+          <w:rFonts w:ascii="Calibri" w:hAnsi="Calibri" w:cs="Calibri"/>
+          <w:sz w:val="22"/>
+          <w:szCs w:val="24"/>
+        </w:rPr>
         <w:t xml:space="preserve"> - Civil Aviation High School and College | 2013 (9 months)</w:t>
       </w:r>
     </w:p>
@@ -430,15 +602,18 @@
       <w:pPr>
         <w:spacing w:before="120" w:after="40"/>
         <w:rPr>
-          <w:rFonts w:hint="eastAsia"/>
+          <w:rFonts w:ascii="Calibri" w:hAnsi="Calibri" w:cs="Calibri"/>
+          <w:sz w:val="22"/>
+          <w:szCs w:val="24"/>
         </w:rPr>
       </w:pPr>
       <w:r>
         <w:rPr>
-          <w:rFonts w:ascii="Arial" w:hAnsi="Arial"/>
+          <w:rFonts w:ascii="Calibri" w:hAnsi="Calibri" w:cs="Calibri"/>
           <w:b/>
           <w:color w:val="5C3828"/>
-          <w:sz w:val="23"/>
+          <w:sz w:val="25"/>
+          <w:szCs w:val="24"/>
         </w:rPr>
         <w:t>SELECTED EXHIBITIONS &amp; RECOGNITION</w:t>
       </w:r>
@@ -450,12 +625,16 @@
         <w:ind w:left="216" w:hanging="29"/>
         <w:jc w:val="both"/>
         <w:rPr>
-          <w:rFonts w:hint="eastAsia"/>
+          <w:rFonts w:ascii="Calibri" w:hAnsi="Calibri" w:cs="Calibri"/>
+          <w:sz w:val="22"/>
+          <w:szCs w:val="24"/>
         </w:rPr>
       </w:pPr>
       <w:r>
         <w:rPr>
-          <w:sz w:val="19"/>
+          <w:rFonts w:ascii="Calibri" w:hAnsi="Calibri" w:cs="Calibri"/>
+          <w:sz w:val="21"/>
+          <w:szCs w:val="24"/>
         </w:rPr>
         <w:t>Selected Artist, The Holy Art Times Square Showcase, New York, NY | 2026 - “Witness of Times,” upcoming digital presentation.</w:t>
       </w:r>
@@ -467,12 +646,16 @@
         <w:ind w:left="216" w:hanging="29"/>
         <w:jc w:val="both"/>
         <w:rPr>
-          <w:rFonts w:hint="eastAsia"/>
+          <w:rFonts w:ascii="Calibri" w:hAnsi="Calibri" w:cs="Calibri"/>
+          <w:sz w:val="22"/>
+          <w:szCs w:val="24"/>
         </w:rPr>
       </w:pPr>
       <w:r>
         <w:rPr>
-          <w:sz w:val="19"/>
+          <w:rFonts w:ascii="Calibri" w:hAnsi="Calibri" w:cs="Calibri"/>
+          <w:sz w:val="21"/>
+          <w:szCs w:val="24"/>
         </w:rPr>
         <w:t>Monsoon Art Exhibition, Birla Academy of Art and Culture, Kolkata, West Bengal, India | 10-14 June 2026.</w:t>
       </w:r>
@@ -484,12 +667,16 @@
         <w:ind w:left="216" w:hanging="29"/>
         <w:jc w:val="both"/>
         <w:rPr>
-          <w:rFonts w:hint="eastAsia"/>
+          <w:rFonts w:ascii="Calibri" w:hAnsi="Calibri" w:cs="Calibri"/>
+          <w:sz w:val="22"/>
+          <w:szCs w:val="24"/>
         </w:rPr>
       </w:pPr>
       <w:r>
         <w:rPr>
-          <w:sz w:val="19"/>
+          <w:rFonts w:ascii="Calibri" w:hAnsi="Calibri" w:cs="Calibri"/>
+          <w:sz w:val="21"/>
+          <w:szCs w:val="24"/>
         </w:rPr>
         <w:t>Invited to Finalist Round, AweSnapp Art Awards | 2026 - “Where Love Finds Its Reflection.”</w:t>
       </w:r>
@@ -501,12 +688,16 @@
         <w:ind w:left="216" w:hanging="29"/>
         <w:jc w:val="both"/>
         <w:rPr>
-          <w:rFonts w:hint="eastAsia"/>
+          <w:rFonts w:ascii="Calibri" w:hAnsi="Calibri" w:cs="Calibri"/>
+          <w:sz w:val="22"/>
+          <w:szCs w:val="24"/>
         </w:rPr>
       </w:pPr>
       <w:r>
         <w:rPr>
-          <w:sz w:val="19"/>
+          <w:rFonts w:ascii="Calibri" w:hAnsi="Calibri" w:cs="Calibri"/>
+          <w:sz w:val="21"/>
+          <w:szCs w:val="24"/>
         </w:rPr>
         <w:t>Online International Art Exhibition | 2020.</w:t>
       </w:r>
@@ -518,12 +709,16 @@
         <w:ind w:left="216" w:hanging="29"/>
         <w:jc w:val="both"/>
         <w:rPr>
-          <w:rFonts w:hint="eastAsia"/>
+          <w:rFonts w:ascii="Calibri" w:hAnsi="Calibri" w:cs="Calibri"/>
+          <w:sz w:val="22"/>
+          <w:szCs w:val="24"/>
         </w:rPr>
       </w:pPr>
       <w:r>
         <w:rPr>
-          <w:sz w:val="19"/>
+          <w:rFonts w:ascii="Calibri" w:hAnsi="Calibri" w:cs="Calibri"/>
+          <w:sz w:val="21"/>
+          <w:szCs w:val="24"/>
         </w:rPr>
         <w:t>Annual Art Exhibition, Department of Fine Arts, University of Rajshahi, Bangladesh | Participated annually, 2006-2013.</w:t>
       </w:r>
@@ -532,15 +727,18 @@
       <w:pPr>
         <w:spacing w:before="100" w:after="40"/>
         <w:rPr>
-          <w:rFonts w:hint="eastAsia"/>
+          <w:rFonts w:ascii="Calibri" w:hAnsi="Calibri" w:cs="Calibri"/>
+          <w:sz w:val="22"/>
+          <w:szCs w:val="24"/>
         </w:rPr>
       </w:pPr>
       <w:r>
         <w:rPr>
-          <w:rFonts w:ascii="Arial" w:hAnsi="Arial"/>
+          <w:rFonts w:ascii="Calibri" w:hAnsi="Calibri" w:cs="Calibri"/>
           <w:b/>
           <w:color w:val="5C3828"/>
-          <w:sz w:val="23"/>
+          <w:sz w:val="25"/>
+          <w:szCs w:val="24"/>
         </w:rPr>
         <w:t>WORKSHOP AND ART CAMP</w:t>
       </w:r>
@@ -551,12 +749,16 @@
         <w:spacing w:after="30"/>
         <w:ind w:left="216" w:hanging="29"/>
         <w:rPr>
-          <w:rFonts w:hint="eastAsia"/>
+          <w:rFonts w:ascii="Calibri" w:hAnsi="Calibri" w:cs="Calibri"/>
+          <w:sz w:val="22"/>
+          <w:szCs w:val="24"/>
         </w:rPr>
       </w:pPr>
       <w:r>
         <w:rPr>
-          <w:sz w:val="19"/>
+          <w:rFonts w:ascii="Calibri" w:hAnsi="Calibri" w:cs="Calibri"/>
+          <w:sz w:val="21"/>
+          <w:szCs w:val="24"/>
         </w:rPr>
         <w:t>Birulia Zamidar Bari Art Camp | 5 June 2026 | Organized by White Paper.</w:t>
       </w:r>
@@ -565,15 +767,18 @@
       <w:pPr>
         <w:spacing w:before="100" w:after="40"/>
         <w:rPr>
-          <w:rFonts w:hint="eastAsia"/>
+          <w:rFonts w:ascii="Calibri" w:hAnsi="Calibri" w:cs="Calibri"/>
+          <w:sz w:val="22"/>
+          <w:szCs w:val="24"/>
         </w:rPr>
       </w:pPr>
       <w:r>
         <w:rPr>
-          <w:rFonts w:ascii="Arial" w:hAnsi="Arial"/>
+          <w:rFonts w:ascii="Calibri" w:hAnsi="Calibri" w:cs="Calibri"/>
           <w:b/>
           <w:color w:val="5C3828"/>
-          <w:sz w:val="23"/>
+          <w:sz w:val="25"/>
+          <w:szCs w:val="24"/>
         </w:rPr>
         <w:t>SELECTED ARTISTIC PRACTICE</w:t>
       </w:r>
@@ -584,12 +789,16 @@
         <w:spacing w:after="30"/>
         <w:ind w:left="216" w:hanging="29"/>
         <w:rPr>
-          <w:rFonts w:hint="eastAsia"/>
+          <w:rFonts w:ascii="Calibri" w:hAnsi="Calibri" w:cs="Calibri"/>
+          <w:sz w:val="22"/>
+          <w:szCs w:val="24"/>
         </w:rPr>
       </w:pPr>
       <w:r>
         <w:rPr>
-          <w:sz w:val="19"/>
+          <w:rFonts w:ascii="Calibri" w:hAnsi="Calibri" w:cs="Calibri"/>
+          <w:sz w:val="21"/>
+          <w:szCs w:val="24"/>
         </w:rPr>
         <w:t>Watercolor and brush-pen drawing</w:t>
       </w:r>
@@ -600,12 +809,16 @@
         <w:spacing w:after="30"/>
         <w:ind w:left="216" w:hanging="29"/>
         <w:rPr>
-          <w:rFonts w:hint="eastAsia"/>
+          <w:rFonts w:ascii="Calibri" w:hAnsi="Calibri" w:cs="Calibri"/>
+          <w:sz w:val="22"/>
+          <w:szCs w:val="24"/>
         </w:rPr>
       </w:pPr>
       <w:r>
         <w:rPr>
-          <w:sz w:val="19"/>
+          <w:rFonts w:ascii="Calibri" w:hAnsi="Calibri" w:cs="Calibri"/>
+          <w:sz w:val="21"/>
+          <w:szCs w:val="24"/>
         </w:rPr>
         <w:t>Wood and relief-based craft</w:t>
       </w:r>
@@ -616,12 +829,16 @@
         <w:spacing w:after="30"/>
         <w:ind w:left="216" w:hanging="29"/>
         <w:rPr>
-          <w:rFonts w:hint="eastAsia"/>
+          <w:rFonts w:ascii="Calibri" w:hAnsi="Calibri" w:cs="Calibri"/>
+          <w:sz w:val="22"/>
+          <w:szCs w:val="24"/>
         </w:rPr>
       </w:pPr>
       <w:r>
         <w:rPr>
-          <w:sz w:val="19"/>
+          <w:rFonts w:ascii="Calibri" w:hAnsi="Calibri" w:cs="Calibri"/>
+          <w:sz w:val="21"/>
+          <w:szCs w:val="24"/>
         </w:rPr>
         <w:t>Tapestry and fiber art</w:t>
       </w:r>
@@ -632,12 +849,16 @@
         <w:spacing w:after="30"/>
         <w:ind w:left="216" w:hanging="29"/>
         <w:rPr>
-          <w:rFonts w:hint="eastAsia"/>
+          <w:rFonts w:ascii="Calibri" w:hAnsi="Calibri" w:cs="Calibri"/>
+          <w:sz w:val="22"/>
+          <w:szCs w:val="24"/>
         </w:rPr>
       </w:pPr>
       <w:r>
         <w:rPr>
-          <w:sz w:val="19"/>
+          <w:rFonts w:ascii="Calibri" w:hAnsi="Calibri" w:cs="Calibri"/>
+          <w:sz w:val="21"/>
+          <w:szCs w:val="24"/>
         </w:rPr>
         <w:t>Screen print and graphic work</w:t>
       </w:r>
@@ -648,13 +869,18 @@
         <w:spacing w:after="30"/>
         <w:ind w:left="216" w:hanging="29"/>
         <w:rPr>
-          <w:rFonts w:hint="eastAsia"/>
+          <w:rFonts w:ascii="Calibri" w:hAnsi="Calibri" w:cs="Calibri"/>
+          <w:sz w:val="22"/>
+          <w:szCs w:val="24"/>
         </w:rPr>
       </w:pPr>
       <w:r>
         <w:rPr>
-          <w:sz w:val="19"/>
+          <w:rFonts w:ascii="Calibri" w:hAnsi="Calibri" w:cs="Calibri"/>
+          <w:sz w:val="21"/>
+          <w:szCs w:val="24"/>
         </w:rPr>
+        <w:lastRenderedPageBreak/>
         <w:t>Metalwork, paper collage and ceramic mosaic</w:t>
       </w:r>
     </w:p>
@@ -664,12 +890,16 @@
         <w:spacing w:after="30"/>
         <w:ind w:left="216" w:hanging="29"/>
         <w:rPr>
-          <w:rFonts w:hint="eastAsia"/>
+          <w:rFonts w:ascii="Calibri" w:hAnsi="Calibri" w:cs="Calibri"/>
+          <w:sz w:val="22"/>
+          <w:szCs w:val="24"/>
         </w:rPr>
       </w:pPr>
       <w:r>
         <w:rPr>
-          <w:sz w:val="19"/>
+          <w:rFonts w:ascii="Calibri" w:hAnsi="Calibri" w:cs="Calibri"/>
+          <w:sz w:val="21"/>
+          <w:szCs w:val="24"/>
         </w:rPr>
         <w:t>Installation and mixed-medium work</w:t>
       </w:r>
@@ -678,15 +908,18 @@
       <w:pPr>
         <w:spacing w:before="100" w:after="40"/>
         <w:rPr>
-          <w:rFonts w:hint="eastAsia"/>
+          <w:rFonts w:ascii="Calibri" w:hAnsi="Calibri" w:cs="Calibri"/>
+          <w:sz w:val="22"/>
+          <w:szCs w:val="24"/>
         </w:rPr>
       </w:pPr>
       <w:r>
         <w:rPr>
-          <w:rFonts w:ascii="Arial" w:hAnsi="Arial"/>
+          <w:rFonts w:ascii="Calibri" w:hAnsi="Calibri" w:cs="Calibri"/>
           <w:b/>
           <w:color w:val="5C3828"/>
-          <w:sz w:val="23"/>
+          <w:sz w:val="25"/>
+          <w:szCs w:val="24"/>
         </w:rPr>
         <w:t>TEACHING AND EDUCATIONAL PRACTICE</w:t>
       </w:r>
@@ -697,12 +930,16 @@
         <w:spacing w:after="30"/>
         <w:ind w:left="216" w:hanging="29"/>
         <w:rPr>
-          <w:rFonts w:hint="eastAsia"/>
+          <w:rFonts w:ascii="Calibri" w:hAnsi="Calibri" w:cs="Calibri"/>
+          <w:sz w:val="22"/>
+          <w:szCs w:val="24"/>
         </w:rPr>
       </w:pPr>
       <w:r>
         <w:rPr>
-          <w:sz w:val="19"/>
+          <w:rFonts w:ascii="Calibri" w:hAnsi="Calibri" w:cs="Calibri"/>
+          <w:sz w:val="21"/>
+          <w:szCs w:val="24"/>
         </w:rPr>
         <w:t>Student projects under supervision and classroom art activities</w:t>
       </w:r>
@@ -713,12 +950,16 @@
         <w:spacing w:after="30"/>
         <w:ind w:left="216" w:hanging="29"/>
         <w:rPr>
-          <w:rFonts w:hint="eastAsia"/>
+          <w:rFonts w:ascii="Calibri" w:hAnsi="Calibri" w:cs="Calibri"/>
+          <w:sz w:val="22"/>
+          <w:szCs w:val="24"/>
         </w:rPr>
       </w:pPr>
       <w:r>
         <w:rPr>
-          <w:sz w:val="19"/>
+          <w:rFonts w:ascii="Calibri" w:hAnsi="Calibri" w:cs="Calibri"/>
+          <w:sz w:val="21"/>
+          <w:szCs w:val="24"/>
         </w:rPr>
         <w:t>Student art exhibitions and display preparation</w:t>
       </w:r>
@@ -730,14 +971,17 @@
         <w:ind w:left="216" w:hanging="29"/>
         <w:jc w:val="both"/>
         <w:rPr>
-          <w:rFonts w:hint="eastAsia"/>
+          <w:rFonts w:ascii="Calibri" w:hAnsi="Calibri" w:cs="Calibri"/>
+          <w:sz w:val="22"/>
+          <w:szCs w:val="24"/>
         </w:rPr>
       </w:pPr>
       <w:r>
         <w:rPr>
-          <w:sz w:val="19"/>
+          <w:rFonts w:ascii="Calibri" w:hAnsi="Calibri" w:cs="Calibri"/>
+          <w:sz w:val="21"/>
+          <w:szCs w:val="24"/>
         </w:rPr>
-        <w:lastRenderedPageBreak/>
         <w:t>Stage design and event visual presentation</w:t>
       </w:r>
     </w:p>
@@ -748,12 +992,16 @@
         <w:ind w:left="216" w:hanging="29"/>
         <w:jc w:val="both"/>
         <w:rPr>
-          <w:rFonts w:hint="eastAsia"/>
+          <w:rFonts w:ascii="Calibri" w:hAnsi="Calibri" w:cs="Calibri"/>
+          <w:sz w:val="22"/>
+          <w:szCs w:val="24"/>
         </w:rPr>
       </w:pPr>
       <w:r>
         <w:rPr>
-          <w:sz w:val="19"/>
+          <w:rFonts w:ascii="Calibri" w:hAnsi="Calibri" w:cs="Calibri"/>
+          <w:sz w:val="21"/>
+          <w:szCs w:val="24"/>
         </w:rPr>
         <w:t>Bangla New Year, International Mother Language Day, Independence Day and other school cultural activities</w:t>
       </w:r>
@@ -765,12 +1013,16 @@
         <w:ind w:left="216" w:hanging="29"/>
         <w:jc w:val="both"/>
         <w:rPr>
-          <w:rFonts w:hint="eastAsia"/>
+          <w:rFonts w:ascii="Calibri" w:hAnsi="Calibri" w:cs="Calibri"/>
+          <w:sz w:val="22"/>
+          <w:szCs w:val="24"/>
         </w:rPr>
       </w:pPr>
       <w:r>
         <w:rPr>
-          <w:sz w:val="19"/>
+          <w:rFonts w:ascii="Calibri" w:hAnsi="Calibri" w:cs="Calibri"/>
+          <w:sz w:val="21"/>
+          <w:szCs w:val="24"/>
         </w:rPr>
         <w:t>Choreography and creative direction for student performance</w:t>
       </w:r>
@@ -782,12 +1034,16 @@
         <w:ind w:left="216" w:hanging="29"/>
         <w:jc w:val="both"/>
         <w:rPr>
-          <w:rFonts w:hint="eastAsia"/>
+          <w:rFonts w:ascii="Calibri" w:hAnsi="Calibri" w:cs="Calibri"/>
+          <w:sz w:val="22"/>
+          <w:szCs w:val="24"/>
         </w:rPr>
       </w:pPr>
       <w:r>
         <w:rPr>
-          <w:sz w:val="19"/>
+          <w:rFonts w:ascii="Calibri" w:hAnsi="Calibri" w:cs="Calibri"/>
+          <w:sz w:val="21"/>
+          <w:szCs w:val="24"/>
         </w:rPr>
         <w:t>Art competition judging and student evaluation</w:t>
       </w:r>
@@ -796,15 +1052,18 @@
       <w:pPr>
         <w:spacing w:before="100" w:after="40"/>
         <w:rPr>
-          <w:rFonts w:hint="eastAsia"/>
+          <w:rFonts w:ascii="Calibri" w:hAnsi="Calibri" w:cs="Calibri"/>
+          <w:sz w:val="22"/>
+          <w:szCs w:val="24"/>
         </w:rPr>
       </w:pPr>
       <w:r>
         <w:rPr>
-          <w:rFonts w:ascii="Arial" w:hAnsi="Arial"/>
+          <w:rFonts w:ascii="Calibri" w:hAnsi="Calibri" w:cs="Calibri"/>
           <w:b/>
           <w:color w:val="5C3828"/>
-          <w:sz w:val="23"/>
+          <w:sz w:val="25"/>
+          <w:szCs w:val="24"/>
         </w:rPr>
         <w:t>PROFESSIONAL TRAINING &amp; CERTIFICATIONS</w:t>
       </w:r>
@@ -816,12 +1075,16 @@
         <w:ind w:left="216" w:hanging="29"/>
         <w:jc w:val="both"/>
         <w:rPr>
-          <w:rFonts w:hint="eastAsia"/>
+          <w:rFonts w:ascii="Calibri" w:hAnsi="Calibri" w:cs="Calibri"/>
+          <w:sz w:val="22"/>
+          <w:szCs w:val="24"/>
         </w:rPr>
       </w:pPr>
       <w:r>
         <w:rPr>
-          <w:sz w:val="19"/>
+          <w:rFonts w:ascii="Calibri" w:hAnsi="Calibri" w:cs="Calibri"/>
+          <w:sz w:val="21"/>
+          <w:szCs w:val="24"/>
         </w:rPr>
         <w:t>Basic ICT Training for Teachers, 14 days | Bangladesh Bureau of Educational Information &amp; Statistics (BANBEIS), Ministry of Education | 28 January-12 February 2025.</w:t>
       </w:r>
@@ -833,12 +1096,16 @@
         <w:ind w:left="216" w:hanging="29"/>
         <w:jc w:val="both"/>
         <w:rPr>
-          <w:rFonts w:hint="eastAsia"/>
+          <w:rFonts w:ascii="Calibri" w:hAnsi="Calibri" w:cs="Calibri"/>
+          <w:sz w:val="22"/>
+          <w:szCs w:val="24"/>
         </w:rPr>
       </w:pPr>
       <w:r>
         <w:rPr>
-          <w:sz w:val="19"/>
+          <w:rFonts w:ascii="Calibri" w:hAnsi="Calibri" w:cs="Calibri"/>
+          <w:sz w:val="21"/>
+          <w:szCs w:val="24"/>
         </w:rPr>
         <w:t>National Curriculum 2022 Subject-Based Online Training (Art and Culture) | Directorate of Secondary &amp; Higher Education, Ministry of Education | Completed 26 December 2022.</w:t>
       </w:r>
@@ -850,12 +1117,16 @@
         <w:ind w:left="216" w:hanging="29"/>
         <w:jc w:val="both"/>
         <w:rPr>
-          <w:rFonts w:hint="eastAsia"/>
+          <w:rFonts w:ascii="Calibri" w:hAnsi="Calibri" w:cs="Calibri"/>
+          <w:sz w:val="22"/>
+          <w:szCs w:val="24"/>
         </w:rPr>
       </w:pPr>
       <w:r>
         <w:rPr>
-          <w:sz w:val="19"/>
+          <w:rFonts w:ascii="Calibri" w:hAnsi="Calibri" w:cs="Calibri"/>
+          <w:sz w:val="21"/>
+          <w:szCs w:val="24"/>
         </w:rPr>
         <w:t>Psychological First Aid (PFA) - Part 1 | Directorate of Secondary &amp; Higher Education, Ministry of Education.</w:t>
       </w:r>
@@ -867,12 +1138,16 @@
         <w:ind w:left="216" w:hanging="29"/>
         <w:jc w:val="both"/>
         <w:rPr>
-          <w:rFonts w:hint="eastAsia"/>
+          <w:rFonts w:ascii="Calibri" w:hAnsi="Calibri" w:cs="Calibri"/>
+          <w:sz w:val="22"/>
+          <w:szCs w:val="24"/>
         </w:rPr>
       </w:pPr>
       <w:r>
         <w:rPr>
-          <w:sz w:val="19"/>
+          <w:rFonts w:ascii="Calibri" w:hAnsi="Calibri" w:cs="Calibri"/>
+          <w:sz w:val="21"/>
+          <w:szCs w:val="24"/>
         </w:rPr>
         <w:t>Graphic Design Course | Charu Soft, Rajshahi.</w:t>
       </w:r>
@@ -881,15 +1156,18 @@
       <w:pPr>
         <w:spacing w:before="100" w:after="40"/>
         <w:rPr>
-          <w:rFonts w:hint="eastAsia"/>
+          <w:rFonts w:ascii="Calibri" w:hAnsi="Calibri" w:cs="Calibri"/>
+          <w:sz w:val="22"/>
+          <w:szCs w:val="24"/>
         </w:rPr>
       </w:pPr>
       <w:r>
         <w:rPr>
-          <w:rFonts w:ascii="Arial" w:hAnsi="Arial"/>
+          <w:rFonts w:ascii="Calibri" w:hAnsi="Calibri" w:cs="Calibri"/>
           <w:b/>
           <w:color w:val="5C3828"/>
-          <w:sz w:val="23"/>
+          <w:sz w:val="25"/>
+          <w:szCs w:val="24"/>
         </w:rPr>
         <w:t>TECHNICAL SKILLS</w:t>
       </w:r>
@@ -900,12 +1178,16 @@
         <w:spacing w:after="30"/>
         <w:ind w:left="216" w:hanging="29"/>
         <w:rPr>
-          <w:rFonts w:hint="eastAsia"/>
+          <w:rFonts w:ascii="Calibri" w:hAnsi="Calibri" w:cs="Calibri"/>
+          <w:sz w:val="22"/>
+          <w:szCs w:val="24"/>
         </w:rPr>
       </w:pPr>
       <w:r>
         <w:rPr>
-          <w:sz w:val="19"/>
+          <w:rFonts w:ascii="Calibri" w:hAnsi="Calibri" w:cs="Calibri"/>
+          <w:sz w:val="21"/>
+          <w:szCs w:val="24"/>
         </w:rPr>
         <w:t>Adobe Photoshop, Adobe Illustrator, Maya and Microsoft Office</w:t>
       </w:r>
@@ -916,12 +1198,16 @@
         <w:spacing w:after="30"/>
         <w:ind w:left="216" w:hanging="29"/>
         <w:rPr>
-          <w:rFonts w:hint="eastAsia"/>
+          <w:rFonts w:ascii="Calibri" w:hAnsi="Calibri" w:cs="Calibri"/>
+          <w:sz w:val="22"/>
+          <w:szCs w:val="24"/>
         </w:rPr>
       </w:pPr>
       <w:r>
         <w:rPr>
-          <w:sz w:val="19"/>
+          <w:rFonts w:ascii="Calibri" w:hAnsi="Calibri" w:cs="Calibri"/>
+          <w:sz w:val="21"/>
+          <w:szCs w:val="24"/>
         </w:rPr>
         <w:t>Foundational knowledge of HTML, CSS, web design and C programming</w:t>
       </w:r>
@@ -930,15 +1216,18 @@
       <w:pPr>
         <w:spacing w:before="100" w:after="40"/>
         <w:rPr>
-          <w:rFonts w:hint="eastAsia"/>
+          <w:rFonts w:ascii="Calibri" w:hAnsi="Calibri" w:cs="Calibri"/>
+          <w:sz w:val="22"/>
+          <w:szCs w:val="24"/>
         </w:rPr>
       </w:pPr>
       <w:r>
         <w:rPr>
-          <w:rFonts w:ascii="Arial" w:hAnsi="Arial"/>
+          <w:rFonts w:ascii="Calibri" w:hAnsi="Calibri" w:cs="Calibri"/>
           <w:b/>
           <w:color w:val="5C3828"/>
-          <w:sz w:val="23"/>
+          <w:sz w:val="25"/>
+          <w:szCs w:val="24"/>
         </w:rPr>
         <w:t>AWARDS &amp; SCHOLARSHIPS</w:t>
       </w:r>
@@ -949,12 +1238,16 @@
         <w:spacing w:after="30"/>
         <w:ind w:left="216" w:hanging="29"/>
         <w:rPr>
-          <w:rFonts w:hint="eastAsia"/>
+          <w:rFonts w:ascii="Calibri" w:hAnsi="Calibri" w:cs="Calibri"/>
+          <w:sz w:val="22"/>
+          <w:szCs w:val="24"/>
         </w:rPr>
       </w:pPr>
       <w:r>
         <w:rPr>
-          <w:sz w:val="19"/>
+          <w:rFonts w:ascii="Calibri" w:hAnsi="Calibri" w:cs="Calibri"/>
+          <w:sz w:val="21"/>
+          <w:szCs w:val="24"/>
         </w:rPr>
         <w:t>Placed 13th in Fine Art and 60th in the Faculty of Arts admission ranking at the University of Rajshahi.</w:t>
       </w:r>
@@ -965,12 +1258,16 @@
         <w:spacing w:after="30"/>
         <w:ind w:left="216" w:hanging="29"/>
         <w:rPr>
-          <w:rFonts w:hint="eastAsia"/>
+          <w:rFonts w:ascii="Calibri" w:hAnsi="Calibri" w:cs="Calibri"/>
+          <w:sz w:val="22"/>
+          <w:szCs w:val="24"/>
         </w:rPr>
       </w:pPr>
       <w:r>
         <w:rPr>
-          <w:sz w:val="19"/>
+          <w:rFonts w:ascii="Calibri" w:hAnsi="Calibri" w:cs="Calibri"/>
+          <w:sz w:val="21"/>
+          <w:szCs w:val="24"/>
         </w:rPr>
         <w:t>Recipient of a scholarship from World Vision Bangladesh.</w:t>
       </w:r>
@@ -979,15 +1276,18 @@
       <w:pPr>
         <w:spacing w:before="100" w:after="40"/>
         <w:rPr>
-          <w:rFonts w:hint="eastAsia"/>
+          <w:rFonts w:ascii="Calibri" w:hAnsi="Calibri" w:cs="Calibri"/>
+          <w:sz w:val="22"/>
+          <w:szCs w:val="24"/>
         </w:rPr>
       </w:pPr>
       <w:r>
         <w:rPr>
-          <w:rFonts w:ascii="Arial" w:hAnsi="Arial"/>
+          <w:rFonts w:ascii="Calibri" w:hAnsi="Calibri" w:cs="Calibri"/>
           <w:b/>
           <w:color w:val="5C3828"/>
-          <w:sz w:val="23"/>
+          <w:sz w:val="25"/>
+          <w:szCs w:val="24"/>
         </w:rPr>
         <w:t>LANGUAGES</w:t>
       </w:r>
@@ -998,12 +1298,16 @@
         <w:spacing w:after="30"/>
         <w:ind w:left="216" w:hanging="29"/>
         <w:rPr>
-          <w:rFonts w:hint="eastAsia"/>
+          <w:rFonts w:ascii="Calibri" w:hAnsi="Calibri" w:cs="Calibri"/>
+          <w:sz w:val="22"/>
+          <w:szCs w:val="24"/>
         </w:rPr>
       </w:pPr>
       <w:r>
         <w:rPr>
-          <w:sz w:val="19"/>
+          <w:rFonts w:ascii="Calibri" w:hAnsi="Calibri" w:cs="Calibri"/>
+          <w:sz w:val="21"/>
+          <w:szCs w:val="24"/>
         </w:rPr>
         <w:t>Bengali: Native</w:t>
       </w:r>
@@ -1014,12 +1318,16 @@
         <w:spacing w:after="30"/>
         <w:ind w:left="216" w:hanging="29"/>
         <w:rPr>
-          <w:rFonts w:hint="eastAsia"/>
+          <w:rFonts w:ascii="Calibri" w:hAnsi="Calibri" w:cs="Calibri"/>
+          <w:sz w:val="22"/>
+          <w:szCs w:val="24"/>
         </w:rPr>
       </w:pPr>
       <w:r>
         <w:rPr>
-          <w:sz w:val="19"/>
+          <w:rFonts w:ascii="Calibri" w:hAnsi="Calibri" w:cs="Calibri"/>
+          <w:sz w:val="21"/>
+          <w:szCs w:val="24"/>
         </w:rPr>
         <w:t>English: Working proficiency in reading, writing, speaking and comprehension</w:t>
       </w:r>
@@ -1028,15 +1336,18 @@
       <w:pPr>
         <w:spacing w:before="100" w:after="40"/>
         <w:rPr>
-          <w:rFonts w:hint="eastAsia"/>
+          <w:rFonts w:ascii="Calibri" w:hAnsi="Calibri" w:cs="Calibri"/>
+          <w:sz w:val="22"/>
+          <w:szCs w:val="24"/>
         </w:rPr>
       </w:pPr>
       <w:r>
         <w:rPr>
-          <w:rFonts w:ascii="Arial" w:hAnsi="Arial"/>
+          <w:rFonts w:ascii="Calibri" w:hAnsi="Calibri" w:cs="Calibri"/>
           <w:b/>
           <w:color w:val="5C3828"/>
-          <w:sz w:val="23"/>
+          <w:sz w:val="25"/>
+          <w:szCs w:val="24"/>
         </w:rPr>
         <w:t>REFERENCES</w:t>
       </w:r>
@@ -1045,18 +1356,22 @@
       <w:pPr>
         <w:spacing w:after="0"/>
         <w:rPr>
-          <w:rFonts w:hint="eastAsia"/>
+          <w:rFonts w:ascii="Calibri" w:hAnsi="Calibri" w:cs="Calibri"/>
+          <w:sz w:val="22"/>
+          <w:szCs w:val="24"/>
         </w:rPr>
       </w:pPr>
       <w:r>
-        <w:t xml:space="preserve">        </w:t>
-      </w:r>
-      <w:r>
-        <w:t>Professional references available on request.</w:t>
+        <w:rPr>
+          <w:rFonts w:ascii="Calibri" w:hAnsi="Calibri" w:cs="Calibri"/>
+          <w:sz w:val="22"/>
+          <w:szCs w:val="24"/>
+        </w:rPr>
+        <w:t xml:space="preserve">        Professional references available on request.</w:t>
       </w:r>
     </w:p>
     <w:sectPr>
-      <w:footerReference w:type="default" r:id="rId10"/>
+      <w:footerReference w:type="default" r:id="rId13"/>
       <w:pgSz w:w="12240" w:h="15840"/>
       <w:pgMar w:top="1440" w:right="1440" w:bottom="1440" w:left="1440" w:header="720" w:footer="720" w:gutter="0"/>
       <w:cols w:space="720"/>
@@ -1072,9 +1387,6 @@
     <w:p>
       <w:pPr>
         <w:spacing w:after="0" w:line="240" w:lineRule="auto"/>
-        <w:rPr>
-          <w:rFonts w:hint="eastAsia"/>
-        </w:rPr>
       </w:pPr>
       <w:r>
         <w:separator/>
@@ -1085,9 +1397,6 @@
     <w:p>
       <w:pPr>
         <w:spacing w:after="0" w:line="240" w:lineRule="auto"/>
-        <w:rPr>
-          <w:rFonts w:hint="eastAsia"/>
-        </w:rPr>
       </w:pPr>
       <w:r>
         <w:continuationSeparator/>
@@ -1103,9 +1412,6 @@
     <w:pPr>
       <w:pStyle w:val="Footer"/>
       <w:jc w:val="center"/>
-      <w:rPr>
-        <w:rFonts w:hint="eastAsia"/>
-      </w:rPr>
     </w:pPr>
     <w:r>
       <w:rPr>
@@ -1131,9 +1437,6 @@
     <w:p>
       <w:pPr>
         <w:spacing w:after="0" w:line="240" w:lineRule="auto"/>
-        <w:rPr>
-          <w:rFonts w:hint="eastAsia"/>
-        </w:rPr>
       </w:pPr>
       <w:r>
         <w:separator/>
@@ -1144,9 +1447,6 @@
     <w:p>
       <w:pPr>
         <w:spacing w:after="0" w:line="240" w:lineRule="auto"/>
-        <w:rPr>
-          <w:rFonts w:hint="eastAsia"/>
-        </w:rPr>
       </w:pPr>
       <w:r>
         <w:continuationSeparator/>
